--- a/docs/haccp/formatos/es/HACCP-07_ES.docx
+++ b/docs/haccp/formatos/es/HACCP-07_ES.docx
@@ -39,7 +39,7 @@
           <w:sz w:val="20"/>
           <w:szCs w:val="20"/>
         </w:rPr>
-        <w:t xml:space="preserve">Versión 1.3 · 12 de agosto de 2026</w:t>
+        <w:t xml:space="preserve">Versión 1.4 · 17 de agosto de 2026</w:t>
       </w:r>
     </w:p>
     <w:p>
@@ -66,7 +66,7 @@
           <w:sz w:val="20"/>
           <w:szCs w:val="20"/>
         </w:rPr>
-        <w:t xml:space="preserve">Completar ante cualquier desviación de límite crítico, queja de cliente o incidente de seguridad alimentaria.</w:t>
+        <w:t xml:space="preserve">Completar ante cualquier desviación de un límite crítico o queja de cliente.</w:t>
       </w:r>
     </w:p>
     <w:tbl>
@@ -162,7 +162,7 @@
                 <w:sz w:val="24"/>
                 <w:szCs w:val="24"/>
               </w:rPr>
-              <w:t xml:space="preserve">Descripción del incidente</w:t>
+              <w:t xml:space="preserve">Descripción</w:t>
             </w:r>
           </w:p>
         </w:tc>
@@ -197,7 +197,7 @@
                 <w:sz w:val="24"/>
                 <w:szCs w:val="24"/>
               </w:rPr>
-              <w:t xml:space="preserve">PCC / Etapa afectada</w:t>
+              <w:t xml:space="preserve">PCC/Etapa</w:t>
             </w:r>
           </w:p>
         </w:tc>
@@ -232,7 +232,7 @@
                 <w:sz w:val="24"/>
                 <w:szCs w:val="24"/>
               </w:rPr>
-              <w:t xml:space="preserve">Producto implicado</w:t>
+              <w:t xml:space="preserve">Producto</w:t>
             </w:r>
           </w:p>
         </w:tc>
@@ -267,7 +267,7 @@
                 <w:sz w:val="24"/>
                 <w:szCs w:val="24"/>
               </w:rPr>
-              <w:t xml:space="preserve">Acción correctiva tomada</w:t>
+              <w:t xml:space="preserve">Acción correctiva</w:t>
             </w:r>
           </w:p>
         </w:tc>
@@ -337,7 +337,7 @@
                 <w:sz w:val="24"/>
                 <w:szCs w:val="24"/>
               </w:rPr>
-              <w:t xml:space="preserve">¿Notificado al Director? Sí/No</w:t>
+              <w:t xml:space="preserve">Notificado Director Sí/No</w:t>
             </w:r>
           </w:p>
         </w:tc>
@@ -372,7 +372,7 @@
                 <w:sz w:val="24"/>
                 <w:szCs w:val="24"/>
               </w:rPr>
-              <w:t xml:space="preserve">¿Notificado al HSE? Sí/No</w:t>
+              <w:t xml:space="preserve">Notificado HSE Sí/No</w:t>
             </w:r>
           </w:p>
         </w:tc>
@@ -407,7 +407,7 @@
                 <w:sz w:val="24"/>
                 <w:szCs w:val="24"/>
               </w:rPr>
-              <w:t xml:space="preserve">Responsable / Firma</w:t>
+              <w:t xml:space="preserve">Responsable/Firma</w:t>
             </w:r>
           </w:p>
         </w:tc>
@@ -3051,7 +3051,7 @@
         <w:sz w:val="16"/>
         <w:szCs w:val="16"/>
       </w:rPr>
-      <w:t xml:space="preserve">Órale – Authentic Mexican Flavor Limited · CRO 805512 · Formato HACCP-07 v1.3</w:t>
+      <w:t xml:space="preserve">Órale – Authentic Mexican Flavor Limited · CRO 805512 · Formato HACCP-07 v1.4</w:t>
     </w:r>
   </w:p>
 </w:ftr>
